--- a/HRCP-KKU-Academic/uploads/academic/1/doc_6.docx
+++ b/HRCP-KKU-Academic/uploads/academic/1/doc_6.docx
@@ -100,18 +100,105 @@
           <w:szCs w:val="24"/>
         </w:rPr>
       </w:pPr>
+      <w:r>
+        <w:rPr>
+          <w:rFonts w:ascii="TH Sarabun New" w:hAnsi="TH Sarabun New" w:cs="TH Sarabun New"/>
+          <w:sz w:val="24"/>
+          <w:szCs w:val="24"/>
+          <w:cs/>
+        </w:rPr>
+        <w:t>๑.</w:t>
+      </w:r>
+      <w:r>
+        <w:rPr>
+          <w:rFonts w:ascii="TH Sarabun New" w:hAnsi="TH Sarabun New" w:cs="TH Sarabun New"/>
+          <w:sz w:val="24"/>
+          <w:szCs w:val="24"/>
+          <w:cs/>
+        </w:rPr>
+        <w:t xml:space="preserve"> </w:t>
+      </w:r>
+      <w:r>
+        <w:rPr>
+          <w:rFonts w:ascii="TH Sarabun New" w:hAnsi="TH Sarabun New" w:cs="TH Sarabun New"/>
+          <w:sz w:val="24"/>
+          <w:szCs w:val="24"/>
+          <w:cs/>
+        </w:rPr>
+        <w:t>ชื่อ</w:t>
+      </w:r>
+      <w:r>
+        <w:rPr>
+          <w:rFonts w:ascii="TH Sarabun New" w:hAnsi="TH Sarabun New" w:cs="TH Sarabun New"/>
+          <w:sz w:val="24"/>
+          <w:szCs w:val="24"/>
+          <w:cs/>
+        </w:rPr>
+        <w:t xml:space="preserve">-สกุล </w:t>
+      </w:r>
+      <w:r>
+        <w:rPr>
+          <w:rFonts w:ascii="TH Sarabun New" w:hAnsi="TH Sarabun New" w:cs="TH Sarabun New"/>
+          <w:sz w:val="24"/>
+          <w:szCs w:val="24"/>
+          <w:cs/>
+        </w:rPr>
+        <w:t>ผู้เสนอขอ</w:t>
+      </w:r>
+      <w:r>
+        <w:rPr>
+          <w:rFonts w:ascii="TH Sarabun New" w:hAnsi="TH Sarabun New" w:cs="TH Sarabun New"/>
+          <w:sz w:val="24"/>
+          <w:szCs w:val="24"/>
+        </w:rPr>
+        <w:t xml:space="preserve"> นาย</w:t>
+      </w:r>
+      <w:r>
+        <w:rPr>
+          <w:rFonts w:ascii="TH Sarabun New" w:hAnsi="TH Sarabun New" w:cs="TH Sarabun New"/>
+          <w:sz w:val="24"/>
+          <w:szCs w:val="24"/>
+        </w:rPr>
+        <w:t>Apec</w:t>
+      </w:r>
       <w:proofErr w:type="spellStart"/>
       <w:proofErr w:type="spellEnd"/>
+      <w:r>
+        <w:rPr>
+          <w:rFonts w:ascii="TH Sarabun New" w:hAnsi="TH Sarabun New" w:cs="TH Sarabun New"/>
+          <w:sz w:val="24"/>
+          <w:szCs w:val="24"/>
+        </w:rPr>
+        <w:t xml:space="preserve"> </w:t>
+      </w:r>
+      <w:r>
+        <w:rPr>
+          <w:rFonts w:ascii="TH Sarabun New" w:hAnsi="TH Sarabun New" w:cs="TH Sarabun New"/>
+          <w:sz w:val="24"/>
+          <w:szCs w:val="24"/>
+          <w:cs/>
+        </w:rPr>
+        <w:t>ขอกำหนดตำแหน่ง</w:t>
+      </w:r>
+      <w:r>
+        <w:rPr>
+          <w:rFonts w:ascii="TH Sarabun New" w:hAnsi="TH Sarabun New" w:cs="TH Sarabun New" w:hint="cs"/>
+          <w:sz w:val="24"/>
+          <w:szCs w:val="24"/>
+          <w:cs/>
+        </w:rPr>
+        <w:t xml:space="preserve"> </w:t>
+      </w:r>
+      <w:r>
+        <w:rPr>
+          <w:rFonts w:ascii="TH Sarabun New" w:hAnsi="TH Sarabun New" w:cs="TH Sarabun New"/>
+          <w:sz w:val="24"/>
+          <w:szCs w:val="24"/>
+        </w:rPr>
+        <w:t>ผู้ช่วยศาสตราจารย์</w:t>
+      </w:r>
       <w:proofErr w:type="spellStart"/>
       <w:proofErr w:type="spellEnd"/>
-      <w:r>
-        <w:rPr>
-          <w:rFonts w:ascii="TH Sarabun New" w:hAnsi="TH Sarabun New" w:cs="TH Sarabun New" w:eastAsia="TH Sarabun New"/>
-          <w:sz w:val="24"/>
-          <w:b w:val="off"/>
-        </w:rPr>
-        <w:t>๑. ชื่อ-สกุล ผู้เสนอขอ นายApec ขอกำหนดตำแหน่ง ผู้ช่วยศาสตราจารย์</w:t>
-      </w:r>
     </w:p>
     <w:p>
       <w:pPr>
@@ -1074,9 +1161,9 @@
             </w:pPr>
             <w:r>
               <w:rPr>
-                <w:rFonts w:ascii="TH Sarabun New" w:hAnsi="TH Sarabun New" w:cs="TH Sarabun New" w:eastAsia="TH Sarabun New"/>
-                <w:sz w:val="24"/>
-                <w:b w:val="off"/>
+                <w:rFonts w:ascii="TH Sarabun New" w:hAnsi="TH Sarabun New" w:cs="TH Sarabun New"/>
+                <w:sz w:val="24"/>
+                <w:szCs w:val="24"/>
               </w:rPr>
               <w:t/>
             </w:r>
@@ -1098,9 +1185,9 @@
             </w:pPr>
             <w:r>
               <w:rPr>
-                <w:rFonts w:ascii="TH Sarabun New" w:hAnsi="TH Sarabun New" w:cs="TH Sarabun New" w:eastAsia="TH Sarabun New"/>
-                <w:sz w:val="24"/>
-                <w:b w:val="off"/>
+                <w:rFonts w:ascii="TH Sarabun New" w:hAnsi="TH Sarabun New" w:cs="TH Sarabun New"/>
+                <w:sz w:val="24"/>
+                <w:szCs w:val="24"/>
               </w:rPr>
               <w:t/>
             </w:r>
@@ -1122,9 +1209,9 @@
             </w:pPr>
             <w:r>
               <w:rPr>
-                <w:rFonts w:ascii="TH Sarabun New" w:hAnsi="TH Sarabun New" w:cs="TH Sarabun New" w:eastAsia="TH Sarabun New"/>
-                <w:sz w:val="24"/>
-                <w:b w:val="off"/>
+                <w:rFonts w:ascii="TH Sarabun New" w:hAnsi="TH Sarabun New" w:cs="TH Sarabun New"/>
+                <w:sz w:val="24"/>
+                <w:szCs w:val="24"/>
               </w:rPr>
               <w:t>๓.๐</w:t>
             </w:r>
@@ -1146,9 +1233,9 @@
             </w:pPr>
             <w:r>
               <w:rPr>
-                <w:rFonts w:ascii="TH Sarabun New" w:hAnsi="TH Sarabun New" w:cs="TH Sarabun New" w:eastAsia="TH Sarabun New"/>
-                <w:sz w:val="24"/>
-                <w:b w:val="off"/>
+                <w:rFonts w:ascii="TH Sarabun New" w:hAnsi="TH Sarabun New" w:cs="TH Sarabun New"/>
+                <w:sz w:val="24"/>
+                <w:szCs w:val="24"/>
               </w:rPr>
               <w:t/>
             </w:r>
@@ -1170,9 +1257,9 @@
             </w:pPr>
             <w:r>
               <w:rPr>
-                <w:rFonts w:ascii="TH Sarabun New" w:hAnsi="TH Sarabun New" w:cs="TH Sarabun New" w:eastAsia="TH Sarabun New"/>
-                <w:sz w:val="24"/>
-                <w:b w:val="off"/>
+                <w:rFonts w:ascii="TH Sarabun New" w:hAnsi="TH Sarabun New" w:cs="TH Sarabun New"/>
+                <w:sz w:val="24"/>
+                <w:szCs w:val="24"/>
               </w:rPr>
               <w:t/>
             </w:r>
@@ -1221,9 +1308,9 @@
             </w:pPr>
             <w:r>
               <w:rPr>
-                <w:rFonts w:ascii="TH Sarabun New" w:hAnsi="TH Sarabun New" w:cs="TH Sarabun New" w:eastAsia="TH Sarabun New"/>
-                <w:sz w:val="24"/>
-                <w:b w:val="off"/>
+                <w:rFonts w:ascii="TH Sarabun New" w:hAnsi="TH Sarabun New" w:cs="TH Sarabun New"/>
+                <w:sz w:val="24"/>
+                <w:szCs w:val="24"/>
               </w:rPr>
               <w:t>๑๒.๐๐</w:t>
             </w:r>
@@ -1510,9 +1597,9 @@
             </w:pPr>
             <w:r>
               <w:rPr>
-                <w:rFonts w:ascii="TH Sarabun New" w:hAnsi="TH Sarabun New" w:cs="TH Sarabun New" w:eastAsia="TH Sarabun New"/>
-                <w:sz w:val="24"/>
-                <w:b w:val="off"/>
+                <w:rFonts w:ascii="TH Sarabun New" w:hAnsi="TH Sarabun New" w:cs="TH Sarabun New"/>
+                <w:sz w:val="24"/>
+                <w:szCs w:val="24"/>
               </w:rPr>
               <w:t>๑.๐</w:t>
             </w:r>
@@ -1534,9 +1621,9 @@
             </w:pPr>
             <w:r>
               <w:rPr>
-                <w:rFonts w:ascii="TH Sarabun New" w:hAnsi="TH Sarabun New" w:cs="TH Sarabun New" w:eastAsia="TH Sarabun New"/>
-                <w:sz w:val="24"/>
-                <w:b w:val="off"/>
+                <w:rFonts w:ascii="TH Sarabun New" w:hAnsi="TH Sarabun New" w:cs="TH Sarabun New"/>
+                <w:sz w:val="24"/>
+                <w:szCs w:val="24"/>
               </w:rPr>
               <w:t/>
             </w:r>
@@ -1558,9 +1645,9 @@
             </w:pPr>
             <w:r>
               <w:rPr>
-                <w:rFonts w:ascii="TH Sarabun New" w:hAnsi="TH Sarabun New" w:cs="TH Sarabun New" w:eastAsia="TH Sarabun New"/>
-                <w:sz w:val="24"/>
-                <w:b w:val="off"/>
+                <w:rFonts w:ascii="TH Sarabun New" w:hAnsi="TH Sarabun New" w:cs="TH Sarabun New"/>
+                <w:sz w:val="24"/>
+                <w:szCs w:val="24"/>
               </w:rPr>
               <w:t/>
             </w:r>
@@ -1582,9 +1669,9 @@
             </w:pPr>
             <w:r>
               <w:rPr>
-                <w:rFonts w:ascii="TH Sarabun New" w:hAnsi="TH Sarabun New" w:cs="TH Sarabun New" w:eastAsia="TH Sarabun New"/>
-                <w:sz w:val="24"/>
-                <w:b w:val="off"/>
+                <w:rFonts w:ascii="TH Sarabun New" w:hAnsi="TH Sarabun New" w:cs="TH Sarabun New"/>
+                <w:sz w:val="24"/>
+                <w:szCs w:val="24"/>
               </w:rPr>
               <w:t/>
             </w:r>
@@ -1606,9 +1693,9 @@
             </w:pPr>
             <w:r>
               <w:rPr>
-                <w:rFonts w:ascii="TH Sarabun New" w:hAnsi="TH Sarabun New" w:cs="TH Sarabun New" w:eastAsia="TH Sarabun New"/>
-                <w:sz w:val="24"/>
-                <w:b w:val="off"/>
+                <w:rFonts w:ascii="TH Sarabun New" w:hAnsi="TH Sarabun New" w:cs="TH Sarabun New"/>
+                <w:sz w:val="24"/>
+                <w:szCs w:val="24"/>
               </w:rPr>
               <w:t/>
             </w:r>
@@ -1657,9 +1744,9 @@
             </w:pPr>
             <w:r>
               <w:rPr>
-                <w:rFonts w:ascii="TH Sarabun New" w:hAnsi="TH Sarabun New" w:cs="TH Sarabun New" w:eastAsia="TH Sarabun New"/>
-                <w:sz w:val="24"/>
-                <w:b w:val="off"/>
+                <w:rFonts w:ascii="TH Sarabun New" w:hAnsi="TH Sarabun New" w:cs="TH Sarabun New"/>
+                <w:sz w:val="24"/>
+                <w:szCs w:val="24"/>
               </w:rPr>
               <w:t>๖.๐๐</w:t>
             </w:r>
@@ -2203,10 +2290,11 @@
             </w:pPr>
             <w:r>
               <w:rPr>
-                <w:rFonts w:ascii="TH Sarabun New" w:hAnsi="TH Sarabun New" w:cs="TH Sarabun New" w:eastAsia="TH Sarabun New"/>
-                <w:sz w:val="24"/>
-                <w:b w:val="off"/>
-              </w:rPr>
+                <w:rFonts w:ascii="TH Sarabun New" w:hAnsi="TH Sarabun New" w:cs="TH Sarabun New"/>
+                <w:sz w:val="24"/>
+                <w:szCs w:val="24"/>
+              </w:rPr>
+              <w:lastRenderedPageBreak/>
               <w:t/>
             </w:r>
           </w:p>
@@ -2227,9 +2315,9 @@
             </w:pPr>
             <w:r>
               <w:rPr>
-                <w:rFonts w:ascii="TH Sarabun New" w:hAnsi="TH Sarabun New" w:cs="TH Sarabun New" w:eastAsia="TH Sarabun New"/>
-                <w:sz w:val="24"/>
-                <w:b w:val="off"/>
+                <w:rFonts w:ascii="TH Sarabun New" w:hAnsi="TH Sarabun New" w:cs="TH Sarabun New"/>
+                <w:sz w:val="24"/>
+                <w:szCs w:val="24"/>
               </w:rPr>
               <w:t/>
             </w:r>
@@ -2251,9 +2339,9 @@
             </w:pPr>
             <w:r>
               <w:rPr>
-                <w:rFonts w:ascii="TH Sarabun New" w:hAnsi="TH Sarabun New" w:cs="TH Sarabun New" w:eastAsia="TH Sarabun New"/>
-                <w:sz w:val="24"/>
-                <w:b w:val="off"/>
+                <w:rFonts w:ascii="TH Sarabun New" w:hAnsi="TH Sarabun New" w:cs="TH Sarabun New"/>
+                <w:sz w:val="24"/>
+                <w:szCs w:val="24"/>
               </w:rPr>
               <w:t>๓.๐</w:t>
             </w:r>
@@ -2275,9 +2363,9 @@
             </w:pPr>
             <w:r>
               <w:rPr>
-                <w:rFonts w:ascii="TH Sarabun New" w:hAnsi="TH Sarabun New" w:cs="TH Sarabun New" w:eastAsia="TH Sarabun New"/>
-                <w:sz w:val="24"/>
-                <w:b w:val="off"/>
+                <w:rFonts w:ascii="TH Sarabun New" w:hAnsi="TH Sarabun New" w:cs="TH Sarabun New"/>
+                <w:sz w:val="24"/>
+                <w:szCs w:val="24"/>
               </w:rPr>
               <w:t/>
             </w:r>
@@ -2299,9 +2387,9 @@
             </w:pPr>
             <w:r>
               <w:rPr>
-                <w:rFonts w:ascii="TH Sarabun New" w:hAnsi="TH Sarabun New" w:cs="TH Sarabun New" w:eastAsia="TH Sarabun New"/>
-                <w:sz w:val="24"/>
-                <w:b w:val="off"/>
+                <w:rFonts w:ascii="TH Sarabun New" w:hAnsi="TH Sarabun New" w:cs="TH Sarabun New"/>
+                <w:sz w:val="24"/>
+                <w:szCs w:val="24"/>
               </w:rPr>
               <w:t/>
             </w:r>
@@ -2350,9 +2438,9 @@
             </w:pPr>
             <w:r>
               <w:rPr>
-                <w:rFonts w:ascii="TH Sarabun New" w:hAnsi="TH Sarabun New" w:cs="TH Sarabun New" w:eastAsia="TH Sarabun New"/>
-                <w:sz w:val="24"/>
-                <w:b w:val="off"/>
+                <w:rFonts w:ascii="TH Sarabun New" w:hAnsi="TH Sarabun New" w:cs="TH Sarabun New"/>
+                <w:sz w:val="24"/>
+                <w:szCs w:val="24"/>
               </w:rPr>
               <w:t>๑๘.๐๐</w:t>
             </w:r>
@@ -2627,9 +2715,9 @@
             </w:pPr>
             <w:r>
               <w:rPr>
-                <w:rFonts w:ascii="TH Sarabun New" w:hAnsi="TH Sarabun New" w:cs="TH Sarabun New" w:eastAsia="TH Sarabun New"/>
-                <w:sz w:val="24"/>
-                <w:b w:val="off"/>
+                <w:rFonts w:ascii="TH Sarabun New" w:hAnsi="TH Sarabun New" w:cs="TH Sarabun New"/>
+                <w:sz w:val="24"/>
+                <w:szCs w:val="24"/>
               </w:rPr>
               <w:t/>
             </w:r>
@@ -2654,9 +2742,9 @@
             </w:pPr>
             <w:r>
               <w:rPr>
-                <w:rFonts w:ascii="TH Sarabun New" w:hAnsi="TH Sarabun New" w:cs="TH Sarabun New" w:eastAsia="TH Sarabun New"/>
-                <w:sz w:val="24"/>
-                <w:b w:val="off"/>
+                <w:rFonts w:ascii="TH Sarabun New" w:hAnsi="TH Sarabun New" w:cs="TH Sarabun New"/>
+                <w:sz w:val="24"/>
+                <w:szCs w:val="24"/>
               </w:rPr>
               <w:t/>
             </w:r>
@@ -2681,9 +2769,9 @@
             </w:pPr>
             <w:r>
               <w:rPr>
-                <w:rFonts w:ascii="TH Sarabun New" w:hAnsi="TH Sarabun New" w:cs="TH Sarabun New" w:eastAsia="TH Sarabun New"/>
-                <w:sz w:val="24"/>
-                <w:b w:val="off"/>
+                <w:rFonts w:ascii="TH Sarabun New" w:hAnsi="TH Sarabun New" w:cs="TH Sarabun New"/>
+                <w:sz w:val="24"/>
+                <w:szCs w:val="24"/>
               </w:rPr>
               <w:t/>
             </w:r>
@@ -2708,9 +2796,9 @@
             </w:pPr>
             <w:r>
               <w:rPr>
-                <w:rFonts w:ascii="TH Sarabun New" w:hAnsi="TH Sarabun New" w:cs="TH Sarabun New" w:eastAsia="TH Sarabun New"/>
-                <w:sz w:val="24"/>
-                <w:b w:val="off"/>
+                <w:rFonts w:ascii="TH Sarabun New" w:hAnsi="TH Sarabun New" w:cs="TH Sarabun New"/>
+                <w:sz w:val="24"/>
+                <w:szCs w:val="24"/>
               </w:rPr>
               <w:t>๔.๐</w:t>
             </w:r>
@@ -2735,9 +2823,9 @@
             </w:pPr>
             <w:r>
               <w:rPr>
-                <w:rFonts w:ascii="TH Sarabun New" w:hAnsi="TH Sarabun New" w:cs="TH Sarabun New" w:eastAsia="TH Sarabun New"/>
-                <w:sz w:val="24"/>
-                <w:b w:val="off"/>
+                <w:rFonts w:ascii="TH Sarabun New" w:hAnsi="TH Sarabun New" w:cs="TH Sarabun New"/>
+                <w:sz w:val="24"/>
+                <w:szCs w:val="24"/>
               </w:rPr>
               <w:t/>
             </w:r>
@@ -2792,9 +2880,9 @@
             </w:pPr>
             <w:r>
               <w:rPr>
-                <w:rFonts w:ascii="TH Sarabun New" w:hAnsi="TH Sarabun New" w:cs="TH Sarabun New" w:eastAsia="TH Sarabun New"/>
-                <w:sz w:val="24"/>
-                <w:b w:val="off"/>
+                <w:rFonts w:ascii="TH Sarabun New" w:hAnsi="TH Sarabun New" w:cs="TH Sarabun New"/>
+                <w:sz w:val="24"/>
+                <w:szCs w:val="24"/>
               </w:rPr>
               <w:t>๑๖.๐๐</w:t>
             </w:r>
@@ -3080,13 +3168,11 @@
                 <w:cs/>
               </w:rPr>
             </w:pPr>
-            <w:proofErr w:type="spellStart"/>
-            <w:proofErr w:type="spellEnd"/>
-            <w:r>
-              <w:rPr>
-                <w:rFonts w:ascii="TH Sarabun New" w:hAnsi="TH Sarabun New" w:cs="TH Sarabun New" w:eastAsia="TH Sarabun New"/>
-                <w:sz w:val="24"/>
-                <w:b w:val="off"/>
+            <w:r>
+              <w:rPr>
+                <w:rFonts w:ascii="TH Sarabun New" w:hAnsi="TH Sarabun New" w:cs="TH Sarabun New"/>
+                <w:sz w:val="24"/>
+                <w:szCs w:val="24"/>
               </w:rPr>
               <w:t>๕๒.๐๐</w:t>
             </w:r>
@@ -3207,19 +3293,138 @@
           <w:szCs w:val="20"/>
         </w:rPr>
       </w:pPr>
-      <w:proofErr w:type="gramStart"/>
-      <w:proofErr w:type="gramEnd"/>
-      <w:proofErr w:type="gramStart"/>
-      <w:proofErr w:type="gramEnd"/>
-      <w:proofErr w:type="gramStart"/>
-      <w:proofErr w:type="gramEnd"/>
-      <w:r>
-        <w:rPr>
-          <w:rFonts w:ascii="TH Sarabun New" w:hAnsi="TH Sarabun New" w:cs="TH Sarabun New" w:eastAsia="TH Sarabun New"/>
-          <w:sz w:val="20"/>
-          <w:b w:val="off"/>
-        </w:rPr>
-        <w:t>☑︎ ไม่ผ่าน  ☐ ชำนาญ  ☐ ชำนาญพิเศษ ☐เชี่ยวชาญ</w:t>
+      <w:r>
+        <w:rPr>
+          <w:rFonts w:ascii="TH Sarabun New" w:hAnsi="TH Sarabun New" w:cs="TH Sarabun New"/>
+          <w:sz w:val="20"/>
+          <w:szCs w:val="20"/>
+        </w:rPr>
+        <w:t/>
+      </w:r>
+      <w:r>
+        <w:rPr>
+          <w:rFonts w:ascii="MS Gothic" w:eastAsia="MS Gothic" w:hAnsi="MS Gothic"/>
+        </w:rPr>
+        <w:t>☑</w:t>
+      </w:r>
+      <w:r>
+        <w:rPr>
+          <w:rFonts w:ascii="TH Sarabun New" w:hAnsi="TH Sarabun New" w:cs="TH Sarabun New"/>
+        </w:rPr>
+        <w:t xml:space="preserve"/>
+      </w:r>
+      <w:r>
+        <w:rPr>
+          <w:rFonts w:ascii="TH Sarabun New" w:hAnsi="TH Sarabun New" w:cs="TH Sarabun New"/>
+          <w:sz w:val="20"/>
+          <w:szCs w:val="20"/>
+          <w:cs/>
+        </w:rPr>
+        <w:t xml:space="preserve"> ไม่ผ่าน</w:t>
+      </w:r>
+      <w:r>
+        <w:rPr>
+          <w:rFonts w:ascii="TH Sarabun New" w:hAnsi="TH Sarabun New" w:cs="TH Sarabun New"/>
+          <w:sz w:val="20"/>
+          <w:szCs w:val="20"/>
+        </w:rPr>
+        <w:t xml:space="preserve"> </w:t>
+      </w:r>
+      <w:r>
+        <w:rPr>
+          <w:rFonts w:ascii="TH Sarabun New" w:hAnsi="TH Sarabun New" w:cs="TH Sarabun New"/>
+          <w:sz w:val="20"/>
+          <w:szCs w:val="20"/>
+          <w:cs/>
+        </w:rPr>
+        <w:t xml:space="preserve"> </w:t>
+      </w:r>
+      <w:r>
+        <w:rPr>
+          <w:rFonts w:ascii="TH Sarabun New" w:hAnsi="TH Sarabun New" w:cs="TH Sarabun New"/>
+          <w:sz w:val="20"/>
+          <w:szCs w:val="20"/>
+        </w:rPr>
+        <w:t/>
+      </w:r>
+      <w:r>
+        <w:rPr>
+          <w:rFonts w:ascii="MS Gothic" w:eastAsia="MS Gothic" w:hAnsi="MS Gothic"/>
+        </w:rPr>
+        <w:t>☐</w:t>
+      </w:r>
+      <w:r>
+        <w:rPr>
+          <w:rFonts w:ascii="TH Sarabun New" w:hAnsi="TH Sarabun New" w:cs="TH Sarabun New"/>
+        </w:rPr>
+        <w:t xml:space="preserve"/>
+      </w:r>
+      <w:r>
+        <w:rPr>
+          <w:rFonts w:ascii="TH Sarabun New" w:hAnsi="TH Sarabun New" w:cs="TH Sarabun New"/>
+          <w:sz w:val="20"/>
+          <w:szCs w:val="20"/>
+          <w:cs/>
+        </w:rPr>
+        <w:t xml:space="preserve"> ชำนาญ  </w:t>
+      </w:r>
+      <w:r>
+        <w:rPr>
+          <w:rFonts w:ascii="TH Sarabun New" w:hAnsi="TH Sarabun New" w:cs="TH Sarabun New"/>
+          <w:sz w:val="20"/>
+          <w:szCs w:val="20"/>
+        </w:rPr>
+        <w:t/>
+      </w:r>
+      <w:r>
+        <w:rPr>
+          <w:rFonts w:ascii="MS Gothic" w:eastAsia="MS Gothic" w:hAnsi="MS Gothic"/>
+        </w:rPr>
+        <w:t>☐</w:t>
+      </w:r>
+      <w:r>
+        <w:rPr>
+          <w:rFonts w:ascii="TH Sarabun New" w:hAnsi="TH Sarabun New" w:cs="TH Sarabun New"/>
+        </w:rPr>
+        <w:t xml:space="preserve"/>
+      </w:r>
+      <w:r>
+        <w:rPr>
+          <w:rFonts w:ascii="TH Sarabun New" w:hAnsi="TH Sarabun New" w:cs="TH Sarabun New"/>
+          <w:sz w:val="20"/>
+          <w:szCs w:val="20"/>
+          <w:cs/>
+        </w:rPr>
+        <w:t xml:space="preserve"> ชำนาญพิเศษ </w:t>
+      </w:r>
+      <w:r>
+        <w:rPr>
+          <w:rFonts w:ascii="TH Sarabun New" w:hAnsi="TH Sarabun New" w:cs="TH Sarabun New"/>
+          <w:sz w:val="20"/>
+          <w:szCs w:val="20"/>
+        </w:rPr>
+        <w:t/>
+      </w:r>
+      <w:r>
+        <w:rPr>
+          <w:rFonts w:ascii="MS Gothic" w:eastAsia="MS Gothic" w:hAnsi="MS Gothic"/>
+        </w:rPr>
+        <w:t>☐</w:t>
+      </w:r>
+      <w:r>
+        <w:rPr>
+          <w:rFonts w:ascii="TH Sarabun New" w:hAnsi="TH Sarabun New" w:cs="TH Sarabun New"/>
+        </w:rPr>
+        <w:t xml:space="preserve"/>
+      </w:r>
+      <w:r>
+        <w:rPr>
+          <w:rFonts w:ascii="TH Sarabun New" w:hAnsi="TH Sarabun New" w:cs="TH Sarabun New"/>
+          <w:sz w:val="20"/>
+          <w:szCs w:val="20"/>
+          <w:cs/>
+        </w:rPr>
+        <w:t>เชี่ยวชาญ</w:t>
       </w:r>
     </w:p>
     <w:p>
@@ -3234,11 +3439,79 @@
       </w:pPr>
       <w:r>
         <w:rPr>
-          <w:rFonts w:ascii="TH Sarabun New" w:hAnsi="TH Sarabun New" w:cs="TH Sarabun New" w:eastAsia="TH Sarabun New"/>
-          <w:sz w:val="20"/>
-          <w:b w:val="off"/>
-        </w:rPr>
-        <w:t xml:space="preserve">๑. ปริมาณและคุณภาพของเอกสารและหลักฐานที่ใช้ในการประเมินการสอน	๑๒.๐๐ คะแนน                		 </w:t>
+          <w:rFonts w:ascii="TH Sarabun New" w:hAnsi="TH Sarabun New" w:cs="TH Sarabun New"/>
+          <w:sz w:val="20"/>
+          <w:szCs w:val="20"/>
+          <w:cs/>
+        </w:rPr>
+        <w:t>๑. ปริมาณและคุณภาพของเอกสารและหลักฐานที่ใช้ในการประเมินการสอน</w:t>
+      </w:r>
+      <w:r>
+        <w:rPr>
+          <w:rFonts w:ascii="TH Sarabun New" w:hAnsi="TH Sarabun New" w:cs="TH Sarabun New"/>
+          <w:sz w:val="20"/>
+          <w:szCs w:val="20"/>
+        </w:rPr>
+        <w:tab/>
+      </w:r>
+      <w:r>
+        <w:rPr>
+          <w:rFonts w:ascii="TH Sarabun New" w:hAnsi="TH Sarabun New" w:cs="TH Sarabun New"/>
+          <w:sz w:val="20"/>
+          <w:szCs w:val="20"/>
+        </w:rPr>
+        <w:t>๑๒.๐๐</w:t>
+      </w:r>
+      <w:r>
+        <w:rPr>
+          <w:rFonts w:ascii="TH Sarabun New" w:hAnsi="TH Sarabun New" w:cs="TH Sarabun New"/>
+          <w:sz w:val="20"/>
+          <w:szCs w:val="20"/>
+        </w:rPr>
+        <w:t xml:space="preserve"> </w:t>
+      </w:r>
+      <w:r>
+        <w:rPr>
+          <w:rFonts w:ascii="TH Sarabun New" w:hAnsi="TH Sarabun New" w:cs="TH Sarabun New"/>
+          <w:sz w:val="20"/>
+          <w:szCs w:val="20"/>
+          <w:cs/>
+        </w:rPr>
+        <w:t>คะแนน</w:t>
+      </w:r>
+      <w:r>
+        <w:rPr>
+          <w:rFonts w:ascii="TH Sarabun New" w:hAnsi="TH Sarabun New" w:cs="TH Sarabun New"/>
+          <w:sz w:val="20"/>
+          <w:szCs w:val="20"/>
+          <w:cs/>
+        </w:rPr>
+        <w:t xml:space="preserve"> </w:t>
+      </w:r>
+      <w:r>
+        <w:rPr>
+          <w:rFonts w:ascii="TH Sarabun New" w:hAnsi="TH Sarabun New" w:cs="TH Sarabun New"/>
+          <w:sz w:val="20"/>
+          <w:szCs w:val="20"/>
+        </w:rPr>
+        <w:t xml:space="preserve">               </w:t>
+      </w:r>
+      <w:r>
+        <w:rPr>
+          <w:rFonts w:ascii="TH Sarabun New" w:hAnsi="TH Sarabun New" w:cs="TH Sarabun New"/>
+          <w:sz w:val="20"/>
+          <w:szCs w:val="20"/>
+        </w:rPr>
+        <w:tab/>
+      </w:r>
+      <w:r>
+        <w:rPr>
+          <w:rFonts w:ascii="TH Sarabun New" w:hAnsi="TH Sarabun New" w:cs="TH Sarabun New"/>
+          <w:sz w:val="20"/>
+          <w:szCs w:val="20"/>
+        </w:rPr>
+        <w:tab/>
+        <w:t xml:space="preserve"> </w:t>
       </w:r>
     </w:p>
     <w:p>
@@ -3253,11 +3526,45 @@
       </w:pPr>
       <w:r>
         <w:rPr>
-          <w:rFonts w:ascii="TH Sarabun New" w:hAnsi="TH Sarabun New" w:cs="TH Sarabun New" w:eastAsia="TH Sarabun New"/>
-          <w:sz w:val="20"/>
-          <w:b w:val="off"/>
-        </w:rPr>
-        <w:t>๒. ความสามารถด้านการวางแผนการสอนและการประเมินผลการเรียนการสอน	๖.๐๐ คะแนน</w:t>
+          <w:rFonts w:ascii="TH Sarabun New" w:hAnsi="TH Sarabun New" w:cs="TH Sarabun New"/>
+          <w:sz w:val="20"/>
+          <w:szCs w:val="20"/>
+          <w:cs/>
+        </w:rPr>
+        <w:t>๒. ความสามารถด้านการวางแผนการสอนและการประเมินผลการเรียนการสอน</w:t>
+      </w:r>
+      <w:r>
+        <w:rPr>
+          <w:rFonts w:ascii="TH Sarabun New" w:hAnsi="TH Sarabun New" w:cs="TH Sarabun New"/>
+          <w:sz w:val="20"/>
+          <w:szCs w:val="20"/>
+        </w:rPr>
+        <w:tab/>
+      </w:r>
+      <w:r>
+        <w:rPr>
+          <w:rFonts w:ascii="TH Sarabun New" w:hAnsi="TH Sarabun New" w:cs="TH Sarabun New"/>
+          <w:sz w:val="20"/>
+          <w:szCs w:val="20"/>
+        </w:rPr>
+        <w:t>๖.๐๐</w:t>
+      </w:r>
+      <w:r>
+        <w:rPr>
+          <w:rFonts w:ascii="TH Sarabun New" w:hAnsi="TH Sarabun New" w:cs="TH Sarabun New"/>
+          <w:sz w:val="15"/>
+          <w:szCs w:val="15"/>
+        </w:rPr>
+        <w:t xml:space="preserve"> </w:t>
+      </w:r>
+      <w:r>
+        <w:rPr>
+          <w:rFonts w:ascii="TH Sarabun New" w:hAnsi="TH Sarabun New" w:cs="TH Sarabun New"/>
+          <w:sz w:val="20"/>
+          <w:szCs w:val="20"/>
+          <w:cs/>
+        </w:rPr>
+        <w:t>คะแนน</w:t>
       </w:r>
     </w:p>
     <w:p>
@@ -3271,11 +3578,682 @@
       </w:pPr>
       <w:r>
         <w:rPr>
-          <w:rFonts w:ascii="TH Sarabun New" w:hAnsi="TH Sarabun New" w:cs="TH Sarabun New" w:eastAsia="TH Sarabun New"/>
-          <w:sz w:val="20"/>
-          <w:b w:val="off"/>
-        </w:rPr>
-        <w:t>๓. ความสามารถด้านการจัดการเรียนการสอน			๑๘.๐๐ คะแนน</w:t>
+          <w:rFonts w:ascii="TH Sarabun New" w:hAnsi="TH Sarabun New" w:cs="TH Sarabun New"/>
+          <w:noProof/>
+          <w:sz w:val="20"/>
+          <w:szCs w:val="20"/>
+          <w:cs/>
+        </w:rPr>
+        <mc:AlternateContent>
+          <mc:Choice Requires="wps">
+            <w:drawing>
+              <wp:anchor distT="45720" distB="45720" distL="114300" distR="114300" simplePos="0" relativeHeight="251679744" behindDoc="0" locked="1" layoutInCell="1" allowOverlap="1" wp14:anchorId="4A59BA1E" wp14:editId="754B840A">
+                <wp:simplePos x="0" y="0"/>
+                <wp:positionH relativeFrom="margin">
+                  <wp:posOffset>3715385</wp:posOffset>
+                </wp:positionH>
+                <wp:positionV relativeFrom="page">
+                  <wp:posOffset>7809230</wp:posOffset>
+                </wp:positionV>
+                <wp:extent cx="2764800" cy="2160000"/>
+                <wp:effectExtent l="0" t="0" r="3810" b="0"/>
+                <wp:wrapSquare wrapText="bothSides"/>
+                <wp:docPr id="217" name="กล่องข้อความ 2"/>
+                <wp:cNvGraphicFramePr>
+                  <a:graphicFrameLocks xmlns:a="http://schemas.openxmlformats.org/drawingml/2006/main" noChangeAspect="1"/>
+                </wp:cNvGraphicFramePr>
+                <a:graphic xmlns:a="http://schemas.openxmlformats.org/drawingml/2006/main">
+                  <a:graphicData uri="http://schemas.microsoft.com/office/word/2010/wordprocessingShape">
+                    <wps:wsp>
+                      <wps:cNvSpPr txBox="1">
+                        <a:spLocks noChangeAspect="1" noChangeArrowheads="1"/>
+                      </wps:cNvSpPr>
+                      <wps:spPr bwMode="auto">
+                        <a:xfrm>
+                          <a:off x="0" y="0"/>
+                          <a:ext cx="2764800" cy="2160000"/>
+                        </a:xfrm>
+                        <a:prstGeom prst="rect">
+                          <a:avLst/>
+                        </a:prstGeom>
+                        <a:solidFill>
+                          <a:srgbClr val="FFFFFF"/>
+                        </a:solidFill>
+                        <a:ln w="9525">
+                          <a:noFill/>
+                          <a:miter lim="800000"/>
+                          <a:headEnd/>
+                          <a:tailEnd/>
+                        </a:ln>
+                      </wps:spPr>
+                      <wps:txbx>
+                        <w:txbxContent>
+                          <w:p>
+                            <w:pPr>
+                              <w:spacing w:after="0" w:line="240" w:lineRule="auto"/>
+                              <w:jc w:val="center"/>
+                              <w:rPr>
+                                <w:rFonts w:ascii="TH Sarabun New" w:hAnsi="TH Sarabun New" w:cs="TH Sarabun New"/>
+                                <w:sz w:val="24"/>
+                                <w:szCs w:val="24"/>
+                              </w:rPr>
+                            </w:pPr>
+                            <w:r>
+                              <w:rPr>
+                                <w:rFonts w:ascii="TH Sarabun New" w:hAnsi="TH Sarabun New" w:cs="TH Sarabun New"/>
+                                <w:sz w:val="24"/>
+                                <w:szCs w:val="24"/>
+                                <w:cs/>
+                              </w:rPr>
+                              <w:t>ลงชื่อ</w:t>
+                            </w:r>
+                            <w:r>
+                              <w:rPr>
+                                <w:rFonts w:ascii="TH Sarabun New" w:hAnsi="TH Sarabun New" w:cs="TH Sarabun New"/>
+                                <w:sz w:val="24"/>
+                                <w:szCs w:val="24"/>
+                              </w:rPr>
+                              <w:t>……………………………………………..</w:t>
+                            </w:r>
+                            <w:r>
+                              <w:rPr>
+                                <w:rFonts w:ascii="TH Sarabun New" w:hAnsi="TH Sarabun New" w:cs="TH Sarabun New"/>
+                                <w:sz w:val="24"/>
+                                <w:szCs w:val="24"/>
+                                <w:cs/>
+                              </w:rPr>
+                              <w:t>ประธานคณะกรรมการ</w:t>
+                            </w:r>
+                          </w:p>
+                          <w:p>
+                            <w:pPr>
+                              <w:spacing w:after="0" w:line="240" w:lineRule="auto"/>
+                              <w:jc w:val="center"/>
+                              <w:rPr>
+                                <w:rFonts w:ascii="TH Sarabun New" w:hAnsi="TH Sarabun New" w:cs="TH Sarabun New"/>
+                                <w:sz w:val="24"/>
+                                <w:szCs w:val="24"/>
+                              </w:rPr>
+                            </w:pPr>
+                            <w:r>
+                              <w:rPr>
+                                <w:rFonts w:ascii="TH Sarabun New" w:hAnsi="TH Sarabun New" w:cs="TH Sarabun New"/>
+                                <w:sz w:val="24"/>
+                                <w:szCs w:val="24"/>
+                                <w:cs/>
+                              </w:rPr>
+                              <w:t>(</w:t>
+                            </w:r>
+                            <w:r>
+                              <w:rPr>
+                                <w:rFonts w:ascii="TH Sarabun New" w:hAnsi="TH Sarabun New" w:cs="TH Sarabun New"/>
+                                <w:sz w:val="24"/>
+                                <w:szCs w:val="24"/>
+                              </w:rPr>
+                              <w:t/>
+                            </w:r>
+                            <w:r>
+                              <w:rPr>
+                                <w:rFonts w:ascii="TH Sarabun New" w:hAnsi="TH Sarabun New" w:cs="TH Sarabun New"/>
+                                <w:sz w:val="24"/>
+                                <w:szCs w:val="24"/>
+                                <w:cs/>
+                              </w:rPr>
+                              <w:t>)</w:t>
+                            </w:r>
+                          </w:p>
+                          <w:p>
+                            <w:pPr>
+                              <w:spacing w:after="0" w:line="240" w:lineRule="auto"/>
+                              <w:jc w:val="center"/>
+                              <w:rPr>
+                                <w:rFonts w:ascii="TH Sarabun New" w:hAnsi="TH Sarabun New" w:cs="TH Sarabun New"/>
+                                <w:sz w:val="24"/>
+                                <w:szCs w:val="24"/>
+                              </w:rPr>
+                            </w:pPr>
+                          </w:p>
+                          <w:p>
+                            <w:pPr>
+                              <w:spacing w:after="0" w:line="240" w:lineRule="auto"/>
+                              <w:jc w:val="center"/>
+                              <w:rPr>
+                                <w:rFonts w:ascii="TH Sarabun New" w:hAnsi="TH Sarabun New" w:cs="TH Sarabun New"/>
+                                <w:sz w:val="24"/>
+                                <w:szCs w:val="24"/>
+                              </w:rPr>
+                            </w:pPr>
+                          </w:p>
+                          <w:p>
+                            <w:pPr>
+                              <w:spacing w:after="0" w:line="240" w:lineRule="auto"/>
+                              <w:jc w:val="center"/>
+                              <w:rPr>
+                                <w:rFonts w:ascii="TH Sarabun New" w:hAnsi="TH Sarabun New" w:cs="TH Sarabun New"/>
+                                <w:sz w:val="24"/>
+                                <w:szCs w:val="24"/>
+                              </w:rPr>
+                            </w:pPr>
+                            <w:r>
+                              <w:rPr>
+                                <w:rFonts w:ascii="TH Sarabun New" w:hAnsi="TH Sarabun New" w:cs="TH Sarabun New"/>
+                                <w:sz w:val="24"/>
+                                <w:szCs w:val="24"/>
+                                <w:cs/>
+                              </w:rPr>
+                              <w:t>ชื่อ</w:t>
+                            </w:r>
+                            <w:r>
+                              <w:rPr>
+                                <w:rFonts w:ascii="TH Sarabun New" w:hAnsi="TH Sarabun New" w:cs="TH Sarabun New"/>
+                                <w:sz w:val="24"/>
+                                <w:szCs w:val="24"/>
+                              </w:rPr>
+                              <w:t>……………………………………………</w:t>
+                            </w:r>
+                            <w:r>
+                              <w:rPr>
+                                <w:rFonts w:ascii="TH Sarabun New" w:hAnsi="TH Sarabun New" w:cs="TH Sarabun New"/>
+                                <w:sz w:val="24"/>
+                                <w:szCs w:val="24"/>
+                                <w:cs/>
+                              </w:rPr>
+                              <w:t>กรรมการ</w:t>
+                            </w:r>
+                          </w:p>
+                          <w:p>
+                            <w:pPr>
+                              <w:spacing w:after="0" w:line="240" w:lineRule="auto"/>
+                              <w:jc w:val="center"/>
+                              <w:rPr>
+                                <w:rFonts w:ascii="TH Sarabun New" w:hAnsi="TH Sarabun New" w:cs="TH Sarabun New"/>
+                                <w:sz w:val="24"/>
+                                <w:szCs w:val="24"/>
+                              </w:rPr>
+                            </w:pPr>
+                            <w:r>
+                              <w:rPr>
+                                <w:rFonts w:ascii="TH Sarabun New" w:hAnsi="TH Sarabun New" w:cs="TH Sarabun New"/>
+                                <w:sz w:val="24"/>
+                                <w:szCs w:val="24"/>
+                                <w:cs/>
+                              </w:rPr>
+                              <w:t>(</w:t>
+                            </w:r>
+                            <w:r>
+                              <w:rPr>
+                                <w:rFonts w:ascii="TH Sarabun New" w:hAnsi="TH Sarabun New" w:cs="TH Sarabun New"/>
+                                <w:sz w:val="24"/>
+                                <w:szCs w:val="24"/>
+                              </w:rPr>
+                              <w:t/>
+                            </w:r>
+                            <w:r>
+                              <w:rPr>
+                                <w:rFonts w:ascii="TH Sarabun New" w:hAnsi="TH Sarabun New" w:cs="TH Sarabun New"/>
+                                <w:sz w:val="24"/>
+                                <w:szCs w:val="24"/>
+                                <w:cs/>
+                              </w:rPr>
+                              <w:t>)</w:t>
+                            </w:r>
+                          </w:p>
+                          <w:p>
+                            <w:pPr>
+                              <w:spacing w:after="0" w:line="240" w:lineRule="auto"/>
+                              <w:jc w:val="center"/>
+                              <w:rPr>
+                                <w:rFonts w:ascii="TH Sarabun New" w:hAnsi="TH Sarabun New" w:cs="TH Sarabun New"/>
+                                <w:sz w:val="24"/>
+                                <w:szCs w:val="24"/>
+                              </w:rPr>
+                            </w:pPr>
+                          </w:p>
+                          <w:p>
+                            <w:pPr>
+                              <w:spacing w:after="0" w:line="240" w:lineRule="auto"/>
+                              <w:jc w:val="center"/>
+                              <w:rPr>
+                                <w:rFonts w:ascii="TH Sarabun New" w:hAnsi="TH Sarabun New" w:cs="TH Sarabun New"/>
+                                <w:sz w:val="24"/>
+                                <w:szCs w:val="24"/>
+                              </w:rPr>
+                            </w:pPr>
+                          </w:p>
+                          <w:p>
+                            <w:pPr>
+                              <w:spacing w:after="0" w:line="240" w:lineRule="auto"/>
+                              <w:jc w:val="center"/>
+                              <w:rPr>
+                                <w:rFonts w:ascii="TH Sarabun New" w:hAnsi="TH Sarabun New" w:cs="TH Sarabun New"/>
+                                <w:sz w:val="24"/>
+                                <w:szCs w:val="24"/>
+                              </w:rPr>
+                            </w:pPr>
+                            <w:r>
+                              <w:rPr>
+                                <w:rFonts w:ascii="TH Sarabun New" w:hAnsi="TH Sarabun New" w:cs="TH Sarabun New"/>
+                                <w:sz w:val="24"/>
+                                <w:szCs w:val="24"/>
+                                <w:cs/>
+                              </w:rPr>
+                              <w:t>ชื่อ</w:t>
+                            </w:r>
+                            <w:r>
+                              <w:rPr>
+                                <w:rFonts w:ascii="TH Sarabun New" w:hAnsi="TH Sarabun New" w:cs="TH Sarabun New"/>
+                                <w:sz w:val="24"/>
+                                <w:szCs w:val="24"/>
+                              </w:rPr>
+                              <w:t>………………………………………….</w:t>
+                            </w:r>
+                            <w:r>
+                              <w:rPr>
+                                <w:rFonts w:ascii="TH Sarabun New" w:hAnsi="TH Sarabun New" w:cs="TH Sarabun New"/>
+                                <w:sz w:val="24"/>
+                                <w:szCs w:val="24"/>
+                                <w:cs/>
+                              </w:rPr>
+                              <w:t>กรรมการ</w:t>
+                            </w:r>
+                          </w:p>
+                          <w:p>
+                            <w:pPr>
+                              <w:spacing w:after="0" w:line="240" w:lineRule="auto"/>
+                              <w:jc w:val="center"/>
+                              <w:rPr>
+                                <w:rFonts w:ascii="TH Sarabun New" w:hAnsi="TH Sarabun New" w:cs="TH Sarabun New"/>
+                                <w:sz w:val="24"/>
+                                <w:szCs w:val="24"/>
+                              </w:rPr>
+                            </w:pPr>
+                            <w:r>
+                              <w:rPr>
+                                <w:rFonts w:ascii="TH Sarabun New" w:hAnsi="TH Sarabun New" w:cs="TH Sarabun New"/>
+                                <w:sz w:val="24"/>
+                                <w:szCs w:val="24"/>
+                                <w:cs/>
+                              </w:rPr>
+                              <w:t>(</w:t>
+                            </w:r>
+                            <w:r>
+                              <w:rPr>
+                                <w:rFonts w:ascii="TH Sarabun New" w:hAnsi="TH Sarabun New" w:cs="TH Sarabun New"/>
+                                <w:sz w:val="24"/>
+                                <w:szCs w:val="24"/>
+                              </w:rPr>
+                              <w:t/>
+                            </w:r>
+                            <w:r>
+                              <w:rPr>
+                                <w:rFonts w:ascii="TH Sarabun New" w:hAnsi="TH Sarabun New" w:cs="TH Sarabun New"/>
+                                <w:sz w:val="24"/>
+                                <w:szCs w:val="24"/>
+                                <w:cs/>
+                              </w:rPr>
+                              <w:t>)</w:t>
+                            </w:r>
+                          </w:p>
+                        </w:txbxContent>
+                      </wps:txbx>
+                      <wps:bodyPr rot="0" vert="horz" wrap="square" lIns="91440" tIns="45720" rIns="91440" bIns="45720" anchor="t" anchorCtr="0">
+                        <a:noAutofit/>
+                      </wps:bodyPr>
+                    </wps:wsp>
+                  </a:graphicData>
+                </a:graphic>
+                <wp14:sizeRelH relativeFrom="margin">
+                  <wp14:pctWidth>0</wp14:pctWidth>
+                </wp14:sizeRelH>
+                <wp14:sizeRelV relativeFrom="margin">
+                  <wp14:pctHeight>0</wp14:pctHeight>
+                </wp14:sizeRelV>
+              </wp:anchor>
+            </w:drawing>
+          </mc:Choice>
+          <mc:Fallback>
+            <w:pict>
+              <v:shapetype w14:anchorId="4A59BA1E" id="_x0000_t202" coordsize="21600,21600" o:spt="202" path="m,l,21600r21600,l21600,xe">
+                <v:stroke joinstyle="miter"/>
+                <v:path gradientshapeok="t" o:connecttype="rect"/>
+              </v:shapetype>
+              <v:shape id="กล่องข้อความ 2" o:spid="_x0000_s1026" type="#_x0000_t202" style="position:absolute;margin-left:292.55pt;margin-top:614.9pt;width:217.7pt;height:170.1pt;z-index:251679744;visibility:visible;mso-wrap-style:square;mso-width-percent:0;mso-height-percent:0;mso-wrap-distance-left:9pt;mso-wrap-distance-top:3.6pt;mso-wrap-distance-right:9pt;mso-wrap-distance-bottom:3.6pt;mso-position-horizontal:absolute;mso-position-horizontal-relative:margin;mso-position-vertical:absolute;mso-position-vertical-relative:page;mso-width-percent:0;mso-height-percent:0;mso-width-relative:margin;mso-height-relative:margin;v-text-anchor:top" o:gfxdata="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" stroked="f">
+                <o:lock v:ext="edit" aspectratio="t"/>
+                <v:textbox>
+                  <w:txbxContent>
+                    <w:p>
+                      <w:pPr>
+                        <w:spacing w:after="0" w:line="240" w:lineRule="auto"/>
+                        <w:jc w:val="center"/>
+                        <w:rPr>
+                          <w:rFonts w:ascii="TH Sarabun New" w:hAnsi="TH Sarabun New" w:cs="TH Sarabun New"/>
+                          <w:sz w:val="24"/>
+                          <w:szCs w:val="24"/>
+                        </w:rPr>
+                      </w:pPr>
+                      <w:r>
+                        <w:rPr>
+                          <w:rFonts w:ascii="TH Sarabun New" w:hAnsi="TH Sarabun New" w:cs="TH Sarabun New"/>
+                          <w:sz w:val="24"/>
+                          <w:szCs w:val="24"/>
+                          <w:cs/>
+                        </w:rPr>
+                        <w:t>ลงชื่อ</w:t>
+                      </w:r>
+                      <w:r>
+                        <w:rPr>
+                          <w:rFonts w:ascii="TH Sarabun New" w:hAnsi="TH Sarabun New" w:cs="TH Sarabun New"/>
+                          <w:sz w:val="24"/>
+                          <w:szCs w:val="24"/>
+                        </w:rPr>
+                        <w:t>……………………………………………..</w:t>
+                      </w:r>
+                      <w:r>
+                        <w:rPr>
+                          <w:rFonts w:ascii="TH Sarabun New" w:hAnsi="TH Sarabun New" w:cs="TH Sarabun New"/>
+                          <w:sz w:val="24"/>
+                          <w:szCs w:val="24"/>
+                          <w:cs/>
+                        </w:rPr>
+                        <w:t>ประธานคณะกรรมการ</w:t>
+                      </w:r>
+                    </w:p>
+                    <w:p>
+                      <w:pPr>
+                        <w:spacing w:after="0" w:line="240" w:lineRule="auto"/>
+                        <w:jc w:val="center"/>
+                        <w:rPr>
+                          <w:rFonts w:ascii="TH Sarabun New" w:hAnsi="TH Sarabun New" w:cs="TH Sarabun New"/>
+                          <w:sz w:val="24"/>
+                          <w:szCs w:val="24"/>
+                        </w:rPr>
+                      </w:pPr>
+                      <w:r>
+                        <w:rPr>
+                          <w:rFonts w:ascii="TH Sarabun New" w:hAnsi="TH Sarabun New" w:cs="TH Sarabun New"/>
+                          <w:sz w:val="24"/>
+                          <w:szCs w:val="24"/>
+                          <w:cs/>
+                        </w:rPr>
+                        <w:t>(</w:t>
+                      </w:r>
+                      <w:r>
+                        <w:rPr>
+                          <w:rFonts w:ascii="TH Sarabun New" w:hAnsi="TH Sarabun New" w:cs="TH Sarabun New"/>
+                          <w:sz w:val="24"/>
+                          <w:szCs w:val="24"/>
+                        </w:rPr>
+                        <w:t/>
+                      </w:r>
+                      <w:r>
+                        <w:rPr>
+                          <w:rFonts w:ascii="TH Sarabun New" w:hAnsi="TH Sarabun New" w:cs="TH Sarabun New"/>
+                          <w:sz w:val="24"/>
+                          <w:szCs w:val="24"/>
+                          <w:cs/>
+                        </w:rPr>
+                        <w:t>)</w:t>
+                      </w:r>
+                    </w:p>
+                    <w:p>
+                      <w:pPr>
+                        <w:spacing w:after="0" w:line="240" w:lineRule="auto"/>
+                        <w:jc w:val="center"/>
+                        <w:rPr>
+                          <w:rFonts w:ascii="TH Sarabun New" w:hAnsi="TH Sarabun New" w:cs="TH Sarabun New"/>
+                          <w:sz w:val="24"/>
+                          <w:szCs w:val="24"/>
+                        </w:rPr>
+                      </w:pPr>
+                    </w:p>
+                    <w:p>
+                      <w:pPr>
+                        <w:spacing w:after="0" w:line="240" w:lineRule="auto"/>
+                        <w:jc w:val="center"/>
+                        <w:rPr>
+                          <w:rFonts w:ascii="TH Sarabun New" w:hAnsi="TH Sarabun New" w:cs="TH Sarabun New"/>
+                          <w:sz w:val="24"/>
+                          <w:szCs w:val="24"/>
+                        </w:rPr>
+                      </w:pPr>
+                    </w:p>
+                    <w:p>
+                      <w:pPr>
+                        <w:spacing w:after="0" w:line="240" w:lineRule="auto"/>
+                        <w:jc w:val="center"/>
+                        <w:rPr>
+                          <w:rFonts w:ascii="TH Sarabun New" w:hAnsi="TH Sarabun New" w:cs="TH Sarabun New"/>
+                          <w:sz w:val="24"/>
+                          <w:szCs w:val="24"/>
+                        </w:rPr>
+                      </w:pPr>
+                      <w:r>
+                        <w:rPr>
+                          <w:rFonts w:ascii="TH Sarabun New" w:hAnsi="TH Sarabun New" w:cs="TH Sarabun New"/>
+                          <w:sz w:val="24"/>
+                          <w:szCs w:val="24"/>
+                          <w:cs/>
+                        </w:rPr>
+                        <w:t>ชื่อ</w:t>
+                      </w:r>
+                      <w:r>
+                        <w:rPr>
+                          <w:rFonts w:ascii="TH Sarabun New" w:hAnsi="TH Sarabun New" w:cs="TH Sarabun New"/>
+                          <w:sz w:val="24"/>
+                          <w:szCs w:val="24"/>
+                        </w:rPr>
+                        <w:t>……………………………………………</w:t>
+                      </w:r>
+                      <w:r>
+                        <w:rPr>
+                          <w:rFonts w:ascii="TH Sarabun New" w:hAnsi="TH Sarabun New" w:cs="TH Sarabun New"/>
+                          <w:sz w:val="24"/>
+                          <w:szCs w:val="24"/>
+                          <w:cs/>
+                        </w:rPr>
+                        <w:t>กรรมการ</w:t>
+                      </w:r>
+                    </w:p>
+                    <w:p>
+                      <w:pPr>
+                        <w:spacing w:after="0" w:line="240" w:lineRule="auto"/>
+                        <w:jc w:val="center"/>
+                        <w:rPr>
+                          <w:rFonts w:ascii="TH Sarabun New" w:hAnsi="TH Sarabun New" w:cs="TH Sarabun New"/>
+                          <w:sz w:val="24"/>
+                          <w:szCs w:val="24"/>
+                        </w:rPr>
+                      </w:pPr>
+                      <w:r>
+                        <w:rPr>
+                          <w:rFonts w:ascii="TH Sarabun New" w:hAnsi="TH Sarabun New" w:cs="TH Sarabun New"/>
+                          <w:sz w:val="24"/>
+                          <w:szCs w:val="24"/>
+                          <w:cs/>
+                        </w:rPr>
+                        <w:t>(</w:t>
+                      </w:r>
+                      <w:r>
+                        <w:rPr>
+                          <w:rFonts w:ascii="TH Sarabun New" w:hAnsi="TH Sarabun New" w:cs="TH Sarabun New"/>
+                          <w:sz w:val="24"/>
+                          <w:szCs w:val="24"/>
+                        </w:rPr>
+                        <w:t/>
+                      </w:r>
+                      <w:r>
+                        <w:rPr>
+                          <w:rFonts w:ascii="TH Sarabun New" w:hAnsi="TH Sarabun New" w:cs="TH Sarabun New"/>
+                          <w:sz w:val="24"/>
+                          <w:szCs w:val="24"/>
+                          <w:cs/>
+                        </w:rPr>
+                        <w:t>)</w:t>
+                      </w:r>
+                    </w:p>
+                    <w:p>
+                      <w:pPr>
+                        <w:spacing w:after="0" w:line="240" w:lineRule="auto"/>
+                        <w:jc w:val="center"/>
+                        <w:rPr>
+                          <w:rFonts w:ascii="TH Sarabun New" w:hAnsi="TH Sarabun New" w:cs="TH Sarabun New"/>
+                          <w:sz w:val="24"/>
+                          <w:szCs w:val="24"/>
+                        </w:rPr>
+                      </w:pPr>
+                    </w:p>
+                    <w:p>
+                      <w:pPr>
+                        <w:spacing w:after="0" w:line="240" w:lineRule="auto"/>
+                        <w:jc w:val="center"/>
+                        <w:rPr>
+                          <w:rFonts w:ascii="TH Sarabun New" w:hAnsi="TH Sarabun New" w:cs="TH Sarabun New"/>
+                          <w:sz w:val="24"/>
+                          <w:szCs w:val="24"/>
+                        </w:rPr>
+                      </w:pPr>
+                    </w:p>
+                    <w:p>
+                      <w:pPr>
+                        <w:spacing w:after="0" w:line="240" w:lineRule="auto"/>
+                        <w:jc w:val="center"/>
+                        <w:rPr>
+                          <w:rFonts w:ascii="TH Sarabun New" w:hAnsi="TH Sarabun New" w:cs="TH Sarabun New"/>
+                          <w:sz w:val="24"/>
+                          <w:szCs w:val="24"/>
+                        </w:rPr>
+                      </w:pPr>
+                      <w:r>
+                        <w:rPr>
+                          <w:rFonts w:ascii="TH Sarabun New" w:hAnsi="TH Sarabun New" w:cs="TH Sarabun New"/>
+                          <w:sz w:val="24"/>
+                          <w:szCs w:val="24"/>
+                          <w:cs/>
+                        </w:rPr>
+                        <w:t>ชื่อ</w:t>
+                      </w:r>
+                      <w:r>
+                        <w:rPr>
+                          <w:rFonts w:ascii="TH Sarabun New" w:hAnsi="TH Sarabun New" w:cs="TH Sarabun New"/>
+                          <w:sz w:val="24"/>
+                          <w:szCs w:val="24"/>
+                        </w:rPr>
+                        <w:t>………………………………………….</w:t>
+                      </w:r>
+                      <w:r>
+                        <w:rPr>
+                          <w:rFonts w:ascii="TH Sarabun New" w:hAnsi="TH Sarabun New" w:cs="TH Sarabun New"/>
+                          <w:sz w:val="24"/>
+                          <w:szCs w:val="24"/>
+                          <w:cs/>
+                        </w:rPr>
+                        <w:t>กรรมการ</w:t>
+                      </w:r>
+                    </w:p>
+                    <w:p>
+                      <w:pPr>
+                        <w:spacing w:after="0" w:line="240" w:lineRule="auto"/>
+                        <w:jc w:val="center"/>
+                        <w:rPr>
+                          <w:rFonts w:ascii="TH Sarabun New" w:hAnsi="TH Sarabun New" w:cs="TH Sarabun New"/>
+                          <w:sz w:val="24"/>
+                          <w:szCs w:val="24"/>
+                        </w:rPr>
+                      </w:pPr>
+                      <w:r>
+                        <w:rPr>
+                          <w:rFonts w:ascii="TH Sarabun New" w:hAnsi="TH Sarabun New" w:cs="TH Sarabun New"/>
+                          <w:sz w:val="24"/>
+                          <w:szCs w:val="24"/>
+                          <w:cs/>
+                        </w:rPr>
+                        <w:t>(</w:t>
+                      </w:r>
+                      <w:r>
+                        <w:rPr>
+                          <w:rFonts w:ascii="TH Sarabun New" w:hAnsi="TH Sarabun New" w:cs="TH Sarabun New"/>
+                          <w:sz w:val="24"/>
+                          <w:szCs w:val="24"/>
+                        </w:rPr>
+                        <w:t/>
+                      </w:r>
+                      <w:r>
+                        <w:rPr>
+                          <w:rFonts w:ascii="TH Sarabun New" w:hAnsi="TH Sarabun New" w:cs="TH Sarabun New"/>
+                          <w:sz w:val="24"/>
+                          <w:szCs w:val="24"/>
+                          <w:cs/>
+                        </w:rPr>
+                        <w:t>)</w:t>
+                      </w:r>
+                    </w:p>
+                  </w:txbxContent>
+                </v:textbox>
+                <w10:wrap type="square" anchorx="margin" anchory="page"/>
+                <w10:anchorlock/>
+              </v:shape>
+            </w:pict>
+          </mc:Fallback>
+        </mc:AlternateContent>
+      </w:r>
+      <w:r>
+        <w:rPr>
+          <w:rFonts w:ascii="TH Sarabun New" w:hAnsi="TH Sarabun New" w:cs="TH Sarabun New"/>
+          <w:sz w:val="20"/>
+          <w:szCs w:val="20"/>
+          <w:cs/>
+        </w:rPr>
+        <w:t>๓. ความสามารถด้านการจัดการเรียนการสอน</w:t>
+      </w:r>
+      <w:r>
+        <w:rPr>
+          <w:rFonts w:ascii="TH Sarabun New" w:hAnsi="TH Sarabun New" w:cs="TH Sarabun New"/>
+          <w:sz w:val="20"/>
+          <w:szCs w:val="20"/>
+        </w:rPr>
+        <w:tab/>
+      </w:r>
+      <w:r>
+        <w:rPr>
+          <w:rFonts w:ascii="TH Sarabun New" w:hAnsi="TH Sarabun New" w:cs="TH Sarabun New"/>
+          <w:sz w:val="20"/>
+          <w:szCs w:val="20"/>
+        </w:rPr>
+        <w:tab/>
+      </w:r>
+      <w:r>
+        <w:rPr>
+          <w:rFonts w:ascii="TH Sarabun New" w:hAnsi="TH Sarabun New" w:cs="TH Sarabun New"/>
+          <w:sz w:val="20"/>
+          <w:szCs w:val="20"/>
+        </w:rPr>
+        <w:tab/>
+      </w:r>
+      <w:r>
+        <w:rPr>
+          <w:rFonts w:ascii="TH Sarabun New" w:hAnsi="TH Sarabun New" w:cs="TH Sarabun New"/>
+          <w:sz w:val="20"/>
+          <w:szCs w:val="20"/>
+        </w:rPr>
+        <w:t>๑๘.๐๐</w:t>
+      </w:r>
+      <w:r>
+        <w:rPr>
+          <w:rFonts w:ascii="TH Sarabun New" w:hAnsi="TH Sarabun New" w:cs="TH Sarabun New" w:hint="cs"/>
+          <w:sz w:val="15"/>
+          <w:szCs w:val="15"/>
+          <w:cs/>
+        </w:rPr>
+        <w:t xml:space="preserve"> </w:t>
+      </w:r>
+      <w:r>
+        <w:rPr>
+          <w:rFonts w:ascii="TH Sarabun New" w:hAnsi="TH Sarabun New" w:cs="TH Sarabun New"/>
+          <w:sz w:val="20"/>
+          <w:szCs w:val="20"/>
+          <w:cs/>
+        </w:rPr>
+        <w:t>คะแนน</w:t>
       </w:r>
     </w:p>
     <w:p>
@@ -3290,11 +4268,54 @@
       </w:pPr>
       <w:r>
         <w:rPr>
-          <w:rFonts w:ascii="TH Sarabun New" w:hAnsi="TH Sarabun New" w:cs="TH Sarabun New" w:eastAsia="TH Sarabun New"/>
-          <w:sz w:val="20"/>
-          <w:b w:val="off"/>
-        </w:rPr>
-        <w:t xml:space="preserve">๔. ความเป็นผู้มีคุณธรรมจริยธรรม และวิญญาณความเป็นครู		๑๖.๐๐ คะแนน </w:t>
+          <w:rFonts w:ascii="TH Sarabun New" w:hAnsi="TH Sarabun New" w:cs="TH Sarabun New"/>
+          <w:sz w:val="20"/>
+          <w:szCs w:val="20"/>
+          <w:cs/>
+        </w:rPr>
+        <w:t>๔. ความเป็นผู้มีคุณธรรมจริยธรรม และวิญญาณความเป็นครู</w:t>
+      </w:r>
+      <w:r>
+        <w:rPr>
+          <w:rFonts w:ascii="TH Sarabun New" w:hAnsi="TH Sarabun New" w:cs="TH Sarabun New"/>
+          <w:sz w:val="20"/>
+          <w:szCs w:val="20"/>
+        </w:rPr>
+        <w:tab/>
+      </w:r>
+      <w:r>
+        <w:rPr>
+          <w:rFonts w:ascii="TH Sarabun New" w:hAnsi="TH Sarabun New" w:cs="TH Sarabun New"/>
+          <w:sz w:val="20"/>
+          <w:szCs w:val="20"/>
+        </w:rPr>
+        <w:tab/>
+      </w:r>
+      <w:r>
+        <w:rPr>
+          <w:rFonts w:ascii="TH Sarabun New" w:hAnsi="TH Sarabun New" w:cs="TH Sarabun New"/>
+          <w:sz w:val="20"/>
+          <w:szCs w:val="20"/>
+        </w:rPr>
+        <w:t>๑๖.๐๐</w:t>
+      </w:r>
+      <w:r>
+        <w:rPr>
+          <w:rFonts w:ascii="TH Sarabun New" w:hAnsi="TH Sarabun New" w:cs="TH Sarabun New" w:hint="cs"/>
+          <w:sz w:val="15"/>
+          <w:szCs w:val="15"/>
+          <w:cs/>
+        </w:rPr>
+        <w:t xml:space="preserve"> </w:t>
+      </w:r>
+      <w:r>
+        <w:rPr>
+          <w:rFonts w:ascii="TH Sarabun New" w:hAnsi="TH Sarabun New" w:cs="TH Sarabun New"/>
+          <w:sz w:val="20"/>
+          <w:szCs w:val="20"/>
+          <w:cs/>
+        </w:rPr>
+        <w:t xml:space="preserve">คะแนน </w:t>
       </w:r>
     </w:p>
     <w:p>
@@ -3305,39 +4326,115 @@
           <w:szCs w:val="20"/>
         </w:rPr>
       </w:pPr>
-      <w:proofErr w:type="spellStart"/>
-      <w:proofErr w:type="spellEnd"/>
-      <w:r>
-        <w:rPr>
-          <w:rFonts w:ascii="TH Sarabun New" w:hAnsi="TH Sarabun New" w:cs="TH Sarabun New" w:eastAsia="TH Sarabun New"/>
-          <w:sz w:val="20"/>
-          <w:b w:val="on"/>
-        </w:rPr>
-        <w:t xml:space="preserve">                          รวม ๔ ด้าน				๕๒.๐๐  คะแนน</w:t>
-      </w:r>
-    </w:p>
-    <w:p>
-      <w:pPr>
-        <w:spacing w:after="0"/>
+      <w:r>
+        <w:rPr>
+          <w:rFonts w:ascii="TH Sarabun New" w:hAnsi="TH Sarabun New" w:cs="TH Sarabun New"/>
+          <w:b/>
+          <w:bCs/>
+          <w:sz w:val="20"/>
+          <w:szCs w:val="20"/>
+          <w:cs/>
+        </w:rPr>
+        <w:t xml:space="preserve">                          </w:t>
+      </w:r>
+      <w:r>
         <w:rPr>
           <w:rFonts w:ascii="TH Sarabun New" w:hAnsi="TH Sarabun New" w:cs="TH Sarabun New"/>
           <w:b/>
           <w:bCs/>
           <w:sz w:val="24"/>
           <w:szCs w:val="24"/>
-        </w:rPr>
-      </w:pPr>
-      <w:r>
+          <w:cs/>
+        </w:rPr>
+        <w:t>รวม ๔ ด้าน</w:t>
+      </w:r>
+      <w:r>
+        <w:rPr>
+          <w:rFonts w:ascii="TH Sarabun New" w:hAnsi="TH Sarabun New" w:cs="TH Sarabun New"/>
+          <w:sz w:val="20"/>
+          <w:szCs w:val="20"/>
+        </w:rPr>
+        <w:tab/>
+      </w:r>
+      <w:r>
+        <w:rPr>
+          <w:rFonts w:ascii="TH Sarabun New" w:hAnsi="TH Sarabun New" w:cs="TH Sarabun New"/>
+          <w:sz w:val="20"/>
+          <w:szCs w:val="20"/>
+        </w:rPr>
+        <w:tab/>
+      </w:r>
+      <w:r>
+        <w:rPr>
+          <w:rFonts w:ascii="TH Sarabun New" w:hAnsi="TH Sarabun New" w:cs="TH Sarabun New"/>
+          <w:sz w:val="20"/>
+          <w:szCs w:val="20"/>
+        </w:rPr>
+        <w:tab/>
+      </w:r>
+      <w:r>
+        <w:rPr>
+          <w:rFonts w:ascii="TH Sarabun New" w:hAnsi="TH Sarabun New" w:cs="TH Sarabun New"/>
+          <w:sz w:val="20"/>
+          <w:szCs w:val="20"/>
+        </w:rPr>
+        <w:tab/>
+      </w:r>
+      <w:r>
+        <w:rPr>
+          <w:rFonts w:ascii="TH Sarabun New" w:hAnsi="TH Sarabun New" w:cs="TH Sarabun New"/>
+          <w:sz w:val="20"/>
+          <w:szCs w:val="20"/>
+        </w:rPr>
+        <w:t>๕๒.๐๐</w:t>
+      </w:r>
+      <w:r>
+        <w:rPr>
+          <w:rFonts w:ascii="TH Sarabun New" w:hAnsi="TH Sarabun New" w:cs="TH Sarabun New"/>
+          <w:sz w:val="15"/>
+          <w:szCs w:val="15"/>
+          <w:cs/>
+        </w:rPr>
+        <w:t xml:space="preserve"> </w:t>
+      </w:r>
+      <w:r>
+        <w:rPr>
+          <w:rFonts w:ascii="TH Sarabun New" w:hAnsi="TH Sarabun New" w:cs="TH Sarabun New"/>
+          <w:sz w:val="15"/>
+          <w:szCs w:val="15"/>
+        </w:rPr>
+        <w:t xml:space="preserve"> </w:t>
+      </w:r>
+      <w:r>
+        <w:rPr>
+          <w:rFonts w:ascii="TH Sarabun New" w:hAnsi="TH Sarabun New" w:cs="TH Sarabun New" w:hint="cs"/>
+          <w:sz w:val="15"/>
+          <w:szCs w:val="15"/>
+          <w:cs/>
+        </w:rPr>
+        <w:t xml:space="preserve"> </w:t>
+      </w:r>
+      <w:r>
+        <w:rPr>
+          <w:rFonts w:ascii="TH Sarabun New" w:hAnsi="TH Sarabun New" w:cs="TH Sarabun New"/>
+          <w:sz w:val="20"/>
+          <w:szCs w:val="20"/>
+          <w:cs/>
+        </w:rPr>
+        <w:t>คะแนน</w:t>
+      </w:r>
+    </w:p>
+    <w:p>
+      <w:pPr>
+        <w:spacing w:after="0"/>
         <w:rPr>
           <w:rFonts w:ascii="TH Sarabun New" w:hAnsi="TH Sarabun New" w:cs="TH Sarabun New"/>
           <w:b/>
           <w:bCs/>
           <w:sz w:val="24"/>
           <w:szCs w:val="24"/>
-          <w:cs/>
-        </w:rPr>
-        <w:t>เกณฑ์การประเมิน</w:t>
-      </w:r>
+        </w:rPr>
+      </w:pPr>
       <w:r>
         <w:rPr>
           <w:rFonts w:ascii="TH Sarabun New" w:hAnsi="TH Sarabun New" w:cs="TH Sarabun New"/>
@@ -3345,6 +4442,17 @@
           <w:bCs/>
           <w:sz w:val="24"/>
           <w:szCs w:val="24"/>
+          <w:cs/>
+        </w:rPr>
+        <w:t>เกณฑ์การประเมิน</w:t>
+      </w:r>
+      <w:r>
+        <w:rPr>
+          <w:rFonts w:ascii="TH Sarabun New" w:hAnsi="TH Sarabun New" w:cs="TH Sarabun New"/>
+          <w:b/>
+          <w:bCs/>
+          <w:sz w:val="24"/>
+          <w:szCs w:val="24"/>
         </w:rPr>
         <w:t xml:space="preserve">                                                                                                 </w:t>
       </w:r>
@@ -3353,7 +4461,7 @@
       <w:pPr>
         <w:spacing w:after="0"/>
         <w:rPr>
-          <w:rFonts w:ascii="TH Sarabun New" w:hAnsi="TH Sarabun New" w:cs="TH Sarabun New" w:hint="cs"/>
+          <w:rFonts w:ascii="TH Sarabun New" w:hAnsi="TH Sarabun New" w:cs="TH Sarabun New"/>
           <w:sz w:val="20"/>
           <w:szCs w:val="20"/>
           <w:cs/>
@@ -3426,7 +4534,7 @@
       <w:pPr>
         <w:spacing w:after="0"/>
         <w:rPr>
-          <w:rFonts w:ascii="TH Sarabun New" w:hAnsi="TH Sarabun New" w:cs="TH Sarabun New" w:hint="cs"/>
+          <w:rFonts w:ascii="TH Sarabun New" w:hAnsi="TH Sarabun New" w:cs="TH Sarabun New"/>
           <w:sz w:val="20"/>
           <w:szCs w:val="20"/>
         </w:rPr>
@@ -4480,6 +5588,7 @@
   <w:style w:type="character" w:default="1" w:styleId="DefaultParagraphFont">
     <w:name w:val="Default Paragraph Font"/>
     <w:uiPriority w:val="1"/>
+    <w:semiHidden/>
     <w:unhideWhenUsed/>
   </w:style>
   <w:style w:type="table" w:default="1" w:styleId="TableNormal">

--- a/HRCP-KKU-Academic/uploads/academic/1/doc_6.docx
+++ b/HRCP-KKU-Academic/uploads/academic/1/doc_6.docx
@@ -151,7 +151,7 @@
           <w:sz w:val="24"/>
           <w:szCs w:val="24"/>
         </w:rPr>
-        <w:t xml:space="preserve"> นาย</w:t>
+        <w:t xml:space="preserve"> ผู้ช่วยศาสตราจารย์</w:t>
       </w:r>
       <w:r>
         <w:rPr>
@@ -159,7 +159,7 @@
           <w:sz w:val="24"/>
           <w:szCs w:val="24"/>
         </w:rPr>
-        <w:t>Apec</w:t>
+        <w:t> เทพ ซ่า</w:t>
       </w:r>
       <w:proofErr w:type="spellStart"/>
       <w:proofErr w:type="spellEnd"/>
@@ -195,7 +195,7 @@
           <w:sz w:val="24"/>
           <w:szCs w:val="24"/>
         </w:rPr>
-        <w:t>ผู้ช่วยศาสตราจารย์</w:t>
+        <w:t>รองศาสตราจารย์</w:t>
       </w:r>
       <w:proofErr w:type="spellStart"/>
       <w:proofErr w:type="spellEnd"/>
@@ -1213,7 +1213,7 @@
                 <w:sz w:val="24"/>
                 <w:szCs w:val="24"/>
               </w:rPr>
-              <w:t>๓.๐</w:t>
+              <w:t/>
             </w:r>
           </w:p>
         </w:tc>
@@ -1261,7 +1261,7 @@
                 <w:sz w:val="24"/>
                 <w:szCs w:val="24"/>
               </w:rPr>
-              <w:t/>
+              <w:t>๕.๐</w:t>
             </w:r>
           </w:p>
         </w:tc>
@@ -1312,7 +1312,7 @@
                 <w:sz w:val="24"/>
                 <w:szCs w:val="24"/>
               </w:rPr>
-              <w:t>๑๒.๐๐</w:t>
+              <w:t>๒๐.๐๐</w:t>
             </w:r>
           </w:p>
         </w:tc>
@@ -1601,7 +1601,7 @@
                 <w:sz w:val="24"/>
                 <w:szCs w:val="24"/>
               </w:rPr>
-              <w:t>๑.๐</w:t>
+              <w:t/>
             </w:r>
           </w:p>
         </w:tc>
@@ -1697,7 +1697,7 @@
                 <w:sz w:val="24"/>
                 <w:szCs w:val="24"/>
               </w:rPr>
-              <w:t/>
+              <w:t>๕.๐</w:t>
             </w:r>
           </w:p>
         </w:tc>
@@ -1748,7 +1748,7 @@
                 <w:sz w:val="24"/>
                 <w:szCs w:val="24"/>
               </w:rPr>
-              <w:t>๖.๐๐</w:t>
+              <w:t>๓๐.๐๐</w:t>
             </w:r>
           </w:p>
         </w:tc>
@@ -2343,7 +2343,7 @@
                 <w:sz w:val="24"/>
                 <w:szCs w:val="24"/>
               </w:rPr>
-              <w:t>๓.๐</w:t>
+              <w:t/>
             </w:r>
           </w:p>
         </w:tc>
@@ -2391,7 +2391,7 @@
                 <w:sz w:val="24"/>
                 <w:szCs w:val="24"/>
               </w:rPr>
-              <w:t/>
+              <w:t>๕.๐</w:t>
             </w:r>
           </w:p>
         </w:tc>
@@ -2442,7 +2442,7 @@
                 <w:sz w:val="24"/>
                 <w:szCs w:val="24"/>
               </w:rPr>
-              <w:t>๑๘.๐๐</w:t>
+              <w:t>๓๐.๐๐</w:t>
             </w:r>
           </w:p>
         </w:tc>
@@ -2800,7 +2800,7 @@
                 <w:sz w:val="24"/>
                 <w:szCs w:val="24"/>
               </w:rPr>
-              <w:t>๔.๐</w:t>
+              <w:t/>
             </w:r>
           </w:p>
         </w:tc>
@@ -2827,7 +2827,7 @@
                 <w:sz w:val="24"/>
                 <w:szCs w:val="24"/>
               </w:rPr>
-              <w:t/>
+              <w:t>๕.๐</w:t>
             </w:r>
           </w:p>
         </w:tc>
@@ -2884,7 +2884,7 @@
                 <w:sz w:val="24"/>
                 <w:szCs w:val="24"/>
               </w:rPr>
-              <w:t>๑๖.๐๐</w:t>
+              <w:t>๒๐.๐๐</w:t>
             </w:r>
           </w:p>
         </w:tc>
@@ -3174,7 +3174,7 @@
                 <w:sz w:val="24"/>
                 <w:szCs w:val="24"/>
               </w:rPr>
-              <w:t>๕๒.๐๐</w:t>
+              <w:t>๑๐๐.๐๐</w:t>
             </w:r>
           </w:p>
         </w:tc>
@@ -3305,111 +3305,111 @@
         <w:rPr>
           <w:rFonts w:ascii="MS Gothic" w:eastAsia="MS Gothic" w:hAnsi="MS Gothic"/>
         </w:rPr>
+        <w:t>☐</w:t>
+      </w:r>
+      <w:r>
+        <w:rPr>
+          <w:rFonts w:ascii="TH Sarabun New" w:hAnsi="TH Sarabun New" w:cs="TH Sarabun New"/>
+        </w:rPr>
+        <w:t xml:space="preserve"/>
+      </w:r>
+      <w:r>
+        <w:rPr>
+          <w:rFonts w:ascii="TH Sarabun New" w:hAnsi="TH Sarabun New" w:cs="TH Sarabun New"/>
+          <w:sz w:val="20"/>
+          <w:szCs w:val="20"/>
+          <w:cs/>
+        </w:rPr>
+        <w:t xml:space="preserve"> ไม่ผ่าน</w:t>
+      </w:r>
+      <w:r>
+        <w:rPr>
+          <w:rFonts w:ascii="TH Sarabun New" w:hAnsi="TH Sarabun New" w:cs="TH Sarabun New"/>
+          <w:sz w:val="20"/>
+          <w:szCs w:val="20"/>
+        </w:rPr>
+        <w:t xml:space="preserve"> </w:t>
+      </w:r>
+      <w:r>
+        <w:rPr>
+          <w:rFonts w:ascii="TH Sarabun New" w:hAnsi="TH Sarabun New" w:cs="TH Sarabun New"/>
+          <w:sz w:val="20"/>
+          <w:szCs w:val="20"/>
+          <w:cs/>
+        </w:rPr>
+        <w:t xml:space="preserve"> </w:t>
+      </w:r>
+      <w:r>
+        <w:rPr>
+          <w:rFonts w:ascii="TH Sarabun New" w:hAnsi="TH Sarabun New" w:cs="TH Sarabun New"/>
+          <w:sz w:val="20"/>
+          <w:szCs w:val="20"/>
+        </w:rPr>
+        <w:t/>
+      </w:r>
+      <w:r>
+        <w:rPr>
+          <w:rFonts w:ascii="MS Gothic" w:eastAsia="MS Gothic" w:hAnsi="MS Gothic"/>
+        </w:rPr>
+        <w:t>☐</w:t>
+      </w:r>
+      <w:r>
+        <w:rPr>
+          <w:rFonts w:ascii="TH Sarabun New" w:hAnsi="TH Sarabun New" w:cs="TH Sarabun New"/>
+        </w:rPr>
+        <w:t xml:space="preserve"/>
+      </w:r>
+      <w:r>
+        <w:rPr>
+          <w:rFonts w:ascii="TH Sarabun New" w:hAnsi="TH Sarabun New" w:cs="TH Sarabun New"/>
+          <w:sz w:val="20"/>
+          <w:szCs w:val="20"/>
+          <w:cs/>
+        </w:rPr>
+        <w:t xml:space="preserve"> ชำนาญ  </w:t>
+      </w:r>
+      <w:r>
+        <w:rPr>
+          <w:rFonts w:ascii="TH Sarabun New" w:hAnsi="TH Sarabun New" w:cs="TH Sarabun New"/>
+          <w:sz w:val="20"/>
+          <w:szCs w:val="20"/>
+        </w:rPr>
+        <w:t/>
+      </w:r>
+      <w:r>
+        <w:rPr>
+          <w:rFonts w:ascii="MS Gothic" w:eastAsia="MS Gothic" w:hAnsi="MS Gothic"/>
+        </w:rPr>
+        <w:t>☐</w:t>
+      </w:r>
+      <w:r>
+        <w:rPr>
+          <w:rFonts w:ascii="TH Sarabun New" w:hAnsi="TH Sarabun New" w:cs="TH Sarabun New"/>
+        </w:rPr>
+        <w:t xml:space="preserve"/>
+      </w:r>
+      <w:r>
+        <w:rPr>
+          <w:rFonts w:ascii="TH Sarabun New" w:hAnsi="TH Sarabun New" w:cs="TH Sarabun New"/>
+          <w:sz w:val="20"/>
+          <w:szCs w:val="20"/>
+          <w:cs/>
+        </w:rPr>
+        <w:t xml:space="preserve"> ชำนาญพิเศษ </w:t>
+      </w:r>
+      <w:r>
+        <w:rPr>
+          <w:rFonts w:ascii="TH Sarabun New" w:hAnsi="TH Sarabun New" w:cs="TH Sarabun New"/>
+          <w:sz w:val="20"/>
+          <w:szCs w:val="20"/>
+        </w:rPr>
+        <w:t/>
+      </w:r>
+      <w:r>
+        <w:rPr>
+          <w:rFonts w:ascii="MS Gothic" w:eastAsia="MS Gothic" w:hAnsi="MS Gothic"/>
+        </w:rPr>
         <w:t>☑</w:t>
-      </w:r>
-      <w:r>
-        <w:rPr>
-          <w:rFonts w:ascii="TH Sarabun New" w:hAnsi="TH Sarabun New" w:cs="TH Sarabun New"/>
-        </w:rPr>
-        <w:t xml:space="preserve"/>
-      </w:r>
-      <w:r>
-        <w:rPr>
-          <w:rFonts w:ascii="TH Sarabun New" w:hAnsi="TH Sarabun New" w:cs="TH Sarabun New"/>
-          <w:sz w:val="20"/>
-          <w:szCs w:val="20"/>
-          <w:cs/>
-        </w:rPr>
-        <w:t xml:space="preserve"> ไม่ผ่าน</w:t>
-      </w:r>
-      <w:r>
-        <w:rPr>
-          <w:rFonts w:ascii="TH Sarabun New" w:hAnsi="TH Sarabun New" w:cs="TH Sarabun New"/>
-          <w:sz w:val="20"/>
-          <w:szCs w:val="20"/>
-        </w:rPr>
-        <w:t xml:space="preserve"> </w:t>
-      </w:r>
-      <w:r>
-        <w:rPr>
-          <w:rFonts w:ascii="TH Sarabun New" w:hAnsi="TH Sarabun New" w:cs="TH Sarabun New"/>
-          <w:sz w:val="20"/>
-          <w:szCs w:val="20"/>
-          <w:cs/>
-        </w:rPr>
-        <w:t xml:space="preserve"> </w:t>
-      </w:r>
-      <w:r>
-        <w:rPr>
-          <w:rFonts w:ascii="TH Sarabun New" w:hAnsi="TH Sarabun New" w:cs="TH Sarabun New"/>
-          <w:sz w:val="20"/>
-          <w:szCs w:val="20"/>
-        </w:rPr>
-        <w:t/>
-      </w:r>
-      <w:r>
-        <w:rPr>
-          <w:rFonts w:ascii="MS Gothic" w:eastAsia="MS Gothic" w:hAnsi="MS Gothic"/>
-        </w:rPr>
-        <w:t>☐</w:t>
-      </w:r>
-      <w:r>
-        <w:rPr>
-          <w:rFonts w:ascii="TH Sarabun New" w:hAnsi="TH Sarabun New" w:cs="TH Sarabun New"/>
-        </w:rPr>
-        <w:t xml:space="preserve"/>
-      </w:r>
-      <w:r>
-        <w:rPr>
-          <w:rFonts w:ascii="TH Sarabun New" w:hAnsi="TH Sarabun New" w:cs="TH Sarabun New"/>
-          <w:sz w:val="20"/>
-          <w:szCs w:val="20"/>
-          <w:cs/>
-        </w:rPr>
-        <w:t xml:space="preserve"> ชำนาญ  </w:t>
-      </w:r>
-      <w:r>
-        <w:rPr>
-          <w:rFonts w:ascii="TH Sarabun New" w:hAnsi="TH Sarabun New" w:cs="TH Sarabun New"/>
-          <w:sz w:val="20"/>
-          <w:szCs w:val="20"/>
-        </w:rPr>
-        <w:t/>
-      </w:r>
-      <w:r>
-        <w:rPr>
-          <w:rFonts w:ascii="MS Gothic" w:eastAsia="MS Gothic" w:hAnsi="MS Gothic"/>
-        </w:rPr>
-        <w:t>☐</w:t>
-      </w:r>
-      <w:r>
-        <w:rPr>
-          <w:rFonts w:ascii="TH Sarabun New" w:hAnsi="TH Sarabun New" w:cs="TH Sarabun New"/>
-        </w:rPr>
-        <w:t xml:space="preserve"/>
-      </w:r>
-      <w:r>
-        <w:rPr>
-          <w:rFonts w:ascii="TH Sarabun New" w:hAnsi="TH Sarabun New" w:cs="TH Sarabun New"/>
-          <w:sz w:val="20"/>
-          <w:szCs w:val="20"/>
-          <w:cs/>
-        </w:rPr>
-        <w:t xml:space="preserve"> ชำนาญพิเศษ </w:t>
-      </w:r>
-      <w:r>
-        <w:rPr>
-          <w:rFonts w:ascii="TH Sarabun New" w:hAnsi="TH Sarabun New" w:cs="TH Sarabun New"/>
-          <w:sz w:val="20"/>
-          <w:szCs w:val="20"/>
-        </w:rPr>
-        <w:t/>
-      </w:r>
-      <w:r>
-        <w:rPr>
-          <w:rFonts w:ascii="MS Gothic" w:eastAsia="MS Gothic" w:hAnsi="MS Gothic"/>
-        </w:rPr>
-        <w:t>☐</w:t>
       </w:r>
       <w:r>
         <w:rPr>
@@ -3460,7 +3460,7 @@
           <w:sz w:val="20"/>
           <w:szCs w:val="20"/>
         </w:rPr>
-        <w:t>๑๒.๐๐</w:t>
+        <w:t>๒๐.๐๐</w:t>
       </w:r>
       <w:r>
         <w:rPr>
@@ -3547,7 +3547,7 @@
           <w:sz w:val="20"/>
           <w:szCs w:val="20"/>
         </w:rPr>
-        <w:t>๖.๐๐</w:t>
+        <w:t>๓๐.๐๐</w:t>
       </w:r>
       <w:r>
         <w:rPr>
@@ -3690,7 +3690,7 @@
                                 <w:sz w:val="24"/>
                                 <w:szCs w:val="24"/>
                               </w:rPr>
-                              <w:t/>
+                              <w:t>tretertret</w:t>
                             </w:r>
                             <w:r>
                               <w:rPr>
@@ -3786,7 +3786,7 @@
                                 <w:sz w:val="24"/>
                                 <w:szCs w:val="24"/>
                               </w:rPr>
-                              <w:t/>
+                              <w:t>talaletalala</w:t>
                             </w:r>
                             <w:r>
                               <w:rPr>
@@ -3882,7 +3882,7 @@
                                 <w:sz w:val="24"/>
                                 <w:szCs w:val="24"/>
                               </w:rPr>
-                              <w:t/>
+                              <w:t>rewtretryrte</w:t>
                             </w:r>
                             <w:r>
                               <w:rPr>
@@ -3983,7 +3983,7 @@
                           <w:sz w:val="24"/>
                           <w:szCs w:val="24"/>
                         </w:rPr>
-                        <w:t/>
+                        <w:t>tretertret</w:t>
                       </w:r>
                       <w:r>
                         <w:rPr>
@@ -4079,7 +4079,7 @@
                           <w:sz w:val="24"/>
                           <w:szCs w:val="24"/>
                         </w:rPr>
-                        <w:t/>
+                        <w:t>talaletalala</w:t>
                       </w:r>
                       <w:r>
                         <w:rPr>
@@ -4175,7 +4175,7 @@
                           <w:sz w:val="24"/>
                           <w:szCs w:val="24"/>
                         </w:rPr>
-                        <w:t/>
+                        <w:t>rewtretryrte</w:t>
                       </w:r>
                       <w:r>
                         <w:rPr>
@@ -4235,7 +4235,7 @@
           <w:sz w:val="20"/>
           <w:szCs w:val="20"/>
         </w:rPr>
-        <w:t>๑๘.๐๐</w:t>
+        <w:t>๓๐.๐๐</w:t>
       </w:r>
       <w:r>
         <w:rPr>
@@ -4297,7 +4297,7 @@
           <w:sz w:val="20"/>
           <w:szCs w:val="20"/>
         </w:rPr>
-        <w:t>๑๖.๐๐</w:t>
+        <w:t>๒๐.๐๐</w:t>
       </w:r>
       <w:r>
         <w:rPr>
@@ -4386,7 +4386,7 @@
           <w:sz w:val="20"/>
           <w:szCs w:val="20"/>
         </w:rPr>
-        <w:t>๕๒.๐๐</w:t>
+        <w:t>๑๐๐.๐๐</w:t>
       </w:r>
       <w:r>
         <w:rPr>

--- a/HRCP-KKU-Academic/uploads/academic/1/doc_6.docx
+++ b/HRCP-KKU-Academic/uploads/academic/1/doc_6.docx
@@ -151,7 +151,7 @@
           <w:sz w:val="24"/>
           <w:szCs w:val="24"/>
         </w:rPr>
-        <w:t xml:space="preserve"> ผู้ช่วยศาสตราจารย์</w:t>
+        <w:t xml:space="preserve"> ขอรับการประเมินผลการสอน</w:t>
       </w:r>
       <w:r>
         <w:rPr>
@@ -159,7 +159,7 @@
           <w:sz w:val="24"/>
           <w:szCs w:val="24"/>
         </w:rPr>
-        <w:t> เทพ ซ่า</w:t>
+        <w:t> </w:t>
       </w:r>
       <w:proofErr w:type="spellStart"/>
       <w:proofErr w:type="spellEnd"/>
@@ -195,7 +195,7 @@
           <w:sz w:val="24"/>
           <w:szCs w:val="24"/>
         </w:rPr>
-        <w:t>รองศาสตราจารย์</w:t>
+        <w:t>ผู้ช่วยศาสตราจารย์</w:t>
       </w:r>
       <w:proofErr w:type="spellStart"/>
       <w:proofErr w:type="spellEnd"/>
@@ -1261,7 +1261,7 @@
                 <w:sz w:val="24"/>
                 <w:szCs w:val="24"/>
               </w:rPr>
-              <w:t>๕.๐</w:t>
+              <w:t>๔.๕</w:t>
             </w:r>
           </w:p>
         </w:tc>
@@ -1312,7 +1312,7 @@
                 <w:sz w:val="24"/>
                 <w:szCs w:val="24"/>
               </w:rPr>
-              <w:t>๒๐.๐๐</w:t>
+              <w:t>๑๘.๐๐</w:t>
             </w:r>
           </w:p>
         </w:tc>
@@ -1697,7 +1697,7 @@
                 <w:sz w:val="24"/>
                 <w:szCs w:val="24"/>
               </w:rPr>
-              <w:t>๕.๐</w:t>
+              <w:t>๔.๕</w:t>
             </w:r>
           </w:p>
         </w:tc>
@@ -1748,7 +1748,7 @@
                 <w:sz w:val="24"/>
                 <w:szCs w:val="24"/>
               </w:rPr>
-              <w:t>๓๐.๐๐</w:t>
+              <w:t>๒๗.๐๐</w:t>
             </w:r>
           </w:p>
         </w:tc>
@@ -2391,7 +2391,7 @@
                 <w:sz w:val="24"/>
                 <w:szCs w:val="24"/>
               </w:rPr>
-              <w:t>๕.๐</w:t>
+              <w:t>๔.๕</w:t>
             </w:r>
           </w:p>
         </w:tc>
@@ -2442,7 +2442,7 @@
                 <w:sz w:val="24"/>
                 <w:szCs w:val="24"/>
               </w:rPr>
-              <w:t>๓๐.๐๐</w:t>
+              <w:t>๒๗.๐๐</w:t>
             </w:r>
           </w:p>
         </w:tc>
@@ -2827,7 +2827,7 @@
                 <w:sz w:val="24"/>
                 <w:szCs w:val="24"/>
               </w:rPr>
-              <w:t>๕.๐</w:t>
+              <w:t>๔.๕</w:t>
             </w:r>
           </w:p>
         </w:tc>
@@ -2884,7 +2884,7 @@
                 <w:sz w:val="24"/>
                 <w:szCs w:val="24"/>
               </w:rPr>
-              <w:t>๒๐.๐๐</w:t>
+              <w:t>๑๘.๐๐</w:t>
             </w:r>
           </w:p>
         </w:tc>
@@ -3174,7 +3174,7 @@
                 <w:sz w:val="24"/>
                 <w:szCs w:val="24"/>
               </w:rPr>
-              <w:t>๑๐๐.๐๐</w:t>
+              <w:t>๙๐.๐๐</w:t>
             </w:r>
           </w:p>
         </w:tc>
@@ -3460,7 +3460,7 @@
           <w:sz w:val="20"/>
           <w:szCs w:val="20"/>
         </w:rPr>
-        <w:t>๒๐.๐๐</w:t>
+        <w:t>๑๘.๐๐</w:t>
       </w:r>
       <w:r>
         <w:rPr>
@@ -3547,7 +3547,7 @@
           <w:sz w:val="20"/>
           <w:szCs w:val="20"/>
         </w:rPr>
-        <w:t>๓๐.๐๐</w:t>
+        <w:t>๒๗.๐๐</w:t>
       </w:r>
       <w:r>
         <w:rPr>
@@ -3690,7 +3690,7 @@
                                 <w:sz w:val="24"/>
                                 <w:szCs w:val="24"/>
                               </w:rPr>
-                              <w:t>tretertret</w:t>
+                              <w:t/>
                             </w:r>
                             <w:r>
                               <w:rPr>
@@ -3786,7 +3786,7 @@
                                 <w:sz w:val="24"/>
                                 <w:szCs w:val="24"/>
                               </w:rPr>
-                              <w:t>talaletalala</w:t>
+                              <w:t/>
                             </w:r>
                             <w:r>
                               <w:rPr>
@@ -3882,7 +3882,7 @@
                                 <w:sz w:val="24"/>
                                 <w:szCs w:val="24"/>
                               </w:rPr>
-                              <w:t>rewtretryrte</w:t>
+                              <w:t/>
                             </w:r>
                             <w:r>
                               <w:rPr>
@@ -3983,7 +3983,7 @@
                           <w:sz w:val="24"/>
                           <w:szCs w:val="24"/>
                         </w:rPr>
-                        <w:t>tretertret</w:t>
+                        <w:t/>
                       </w:r>
                       <w:r>
                         <w:rPr>
@@ -4079,7 +4079,7 @@
                           <w:sz w:val="24"/>
                           <w:szCs w:val="24"/>
                         </w:rPr>
-                        <w:t>talaletalala</w:t>
+                        <w:t/>
                       </w:r>
                       <w:r>
                         <w:rPr>
@@ -4175,7 +4175,7 @@
                           <w:sz w:val="24"/>
                           <w:szCs w:val="24"/>
                         </w:rPr>
-                        <w:t>rewtretryrte</w:t>
+                        <w:t/>
                       </w:r>
                       <w:r>
                         <w:rPr>
@@ -4235,7 +4235,7 @@
           <w:sz w:val="20"/>
           <w:szCs w:val="20"/>
         </w:rPr>
-        <w:t>๓๐.๐๐</w:t>
+        <w:t>๒๗.๐๐</w:t>
       </w:r>
       <w:r>
         <w:rPr>
@@ -4297,7 +4297,7 @@
           <w:sz w:val="20"/>
           <w:szCs w:val="20"/>
         </w:rPr>
-        <w:t>๒๐.๐๐</w:t>
+        <w:t>๑๘.๐๐</w:t>
       </w:r>
       <w:r>
         <w:rPr>
@@ -4386,7 +4386,7 @@
           <w:sz w:val="20"/>
           <w:szCs w:val="20"/>
         </w:rPr>
-        <w:t>๑๐๐.๐๐</w:t>
+        <w:t>๙๐.๐๐</w:t>
       </w:r>
       <w:r>
         <w:rPr>
